--- a/docs/Livrable_Phase2_Backtesting_Markowitz.docx
+++ b/docs/Livrable_Phase2_Backtesting_Markowitz.docx
@@ -163,6 +163,91 @@
       </w:pPr>
       <w:r>
         <w:t xml:space="preserve">1. Résumé exécutif</w:t>
+      </w:r>
+    </w:p>
+    <w:p>
+      <w:pPr>
+        <w:pStyle w:val="Heading1"/>
+      </w:pPr>
+      <w:r>
+        <w:rPr>
+          <w:b/>
+          <w:color w:val="B03000"/>
+          <w:sz w:val="22"/>
+        </w:rPr>
+        <w:t>⚠️ Avertissement — chiffres antérieurs à la correction du 25/07/2026</w:t>
+      </w:r>
+    </w:p>
+    <w:p>
+      <w:pPr>
+        <w:pStyle w:val="Heading1"/>
+      </w:pPr>
+      <w:r>
+        <w:rPr>
+          <w:i/>
+          <w:sz w:val="19"/>
+        </w:rPr>
+        <w:t>Deux corrections de données sont intervenues après la rédaction de ce livrable. Tous les ratios de Sharpe qui suivent sont conservés comme le compte rendu honnête de ce que cette phase a mesuré à l'époque — ce ne sont plus les chiffres courants.</w:t>
+      </w:r>
+    </w:p>
+    <w:p>
+      <w:pPr>
+        <w:pStyle w:val="Heading1"/>
+      </w:pPr>
+      <w:r>
+        <w:rPr>
+          <w:i/>
+          <w:sz w:val="19"/>
+        </w:rPr>
+        <w:t>1. Biais de dividendes BVC. Le pipeline mélangeait deux définitions du rendement : les ETF arrivaient ajustés des dividendes (yfinance auto_adjust=True, rendement total) tandis que les actions BVC arrivaient en prix seul (BVCscrap feature="Value"), écartant 3,0 à 4,3 %/an de dividendes réels. Le biais ne s'annule pas entre stratégies : equal_weight est contraint de détenir les actifs sous-évalués alors que les optimiseurs peuvent les sous-pondérer — il gonflait donc l'avantage mesuré de tout optimiseur. Corrigé par src/dividends.py, qui applique chaque dividende à sa date de détachement.</w:t>
+      </w:r>
+    </w:p>
+    <w:p>
+      <w:pPr>
+        <w:pStyle w:val="Heading1"/>
+      </w:pPr>
+      <w:r>
+        <w:rPr>
+          <w:i/>
+          <w:sz w:val="19"/>
+        </w:rPr>
+        <w:t>2. Fenêtre ETF profonde. L'univers etf_2017 démarre désormais au 18/11/2004 (création de GLD) et non au 01/01/2017 — l'ancienne date était une décision de projet, pas une limite de données. Cela réduit de 38 % la largeur des intervalles de confiance bootstrap et intègre la crise de 2008.</w:t>
+      </w:r>
+    </w:p>
+    <w:p>
+      <w:pPr>
+        <w:pStyle w:val="Heading1"/>
+      </w:pPr>
+      <w:r>
+        <w:rPr>
+          <w:i/>
+          <w:sz w:val="19"/>
+        </w:rPr>
+        <w:t>Chiffres courants : haie etf_2017 0,936 → 0.9525 (min_variance_lw) · haie full_2021 0,975 → 1.1644 (max_sharpe) · regime_conditional sur full_2021 1,122 → 1.2363 · gain net +14,3 % → +6.2 %.</w:t>
+      </w:r>
+    </w:p>
+    <w:p>
+      <w:pPr>
+        <w:pStyle w:val="Heading1"/>
+      </w:pPr>
+      <w:r>
+        <w:rPr>
+          <w:i/>
+          <w:sz w:val="19"/>
+        </w:rPr>
+        <w:t>Les conclusions subsistent ; les amplitudes ont diminué. Deux affirmations sont en revanche rétractées — voir les mentions [RÉTRACTÉ] et [SUPERSÉDÉ] dans le corps du document.</w:t>
+      </w:r>
+    </w:p>
+    <w:p>
+      <w:pPr>
+        <w:pStyle w:val="Heading1"/>
+      </w:pPr>
+      <w:r>
+        <w:rPr>
+          <w:i/>
+          <w:sz w:val="19"/>
+        </w:rPr>
+        <w:t>Analyse complète : docs/DIVIDEND_BIAS.md et docs/ETF_DEEP_HISTORY_EXPERIMENT.md.</w:t>
       </w:r>
     </w:p>
     <w:p>
@@ -2897,6 +2982,14 @@
       </w:r>
       <w:r>
         <w:t xml:space="preserve"> Sur l’univers complet, le 1/N bat tous les optimiseurs nets de coûts, avec 3,5 fois moins de rotation que le max-Sharpe (0,053 contre 0,186). L’optimisation sur moments d’échantillon bruités dépense son avantage théorique en frais et en instabilité. C’est la raison d’être des Phases 3–4 : si le ML ne bat pas cette haie, le produit honnête est le 1/N.</w:t>
+      </w:r>
+      <w:r>
+        <w:rPr>
+          <w:b/>
+          <w:color w:val="B03000"/>
+          <w:sz w:val="19"/>
+        </w:rPr>
+        <w:t xml:space="preserve">  [RÉTRACTÉ 25/07/2026] Ce résultat était un artefact des dividendes BVC manquants. Corrigé, max_sharpe (1,163) bat equal_weight (1,152) sur full_2021 : la reproduction de DeMiguel ne survit pas à la correction. Voir docs/DIVIDEND_BIAS.md.</w:t>
       </w:r>
     </w:p>
     <w:p>

--- a/docs/Livrable_Phase2_Backtesting_Markowitz.docx
+++ b/docs/Livrable_Phase2_Backtesting_Markowitz.docx
@@ -834,6 +834,60 @@
       </w:r>
       <w:r>
         <w:t xml:space="preserve"> : un futur modèle ML qui retournerait discrètement une position à 60 % ferait échouer l’exécution au lieu de produire des chiffres plausibles et faux.</w:t>
+      </w:r>
+    </w:p>
+    <w:p>
+      <w:pPr>
+        <w:pStyle w:val="Heading2"/>
+      </w:pPr>
+      <w:r>
+        <w:rPr/>
+        <w:t>5.5 bis  Le plafond de 25 % n'est pas neutre — c'est le régulariseur le plus puissant du projet</w:t>
+      </w:r>
+    </w:p>
+    <w:p>
+      <w:pPr>
+        <w:spacing w:after="120"/>
+      </w:pPr>
+      <w:r>
+        <w:rPr/>
+        <w:t>Constat ajouté le 27/07/2026, promu depuis une note de recherche parce qu'il appartient à la discussion des contraintes et non à une annexe. Le plafond a été choisi en Phase 2 comme une contrainte de gestion réaliste — une règle métier, pas un outil de modélisation. En le balayant seul sur la fenêtre profonde etf_2017 (248 rééquilibrages, 20,7 ans, tout le reste fixé — experiments/etf_cap_verdict.py), il se comporte comme le régulariseur le plus puissant dont dispose le projet.</w:t>
+      </w:r>
+    </w:p>
+    <w:p>
+      <w:pPr>
+        <w:spacing w:after="120"/>
+      </w:pPr>
+      <w:r>
+        <w:rPr/>
+        <w:t>Meilleur ratio de Sharpe net classique selon le plafond : 0,25 → 0,953 · 0,30 → 0,939 · 0,35 → 0,932 · 0,40 → 0,912 · 1,00 → 0,865.</w:t>
+      </w:r>
+    </w:p>
+    <w:p>
+      <w:pPr>
+        <w:spacing w:after="120"/>
+      </w:pPr>
+      <w:r>
+        <w:rPr/>
+        <w:t>Premier résultat : un écart de 10,1 % de Sharpe dû à la seule contrainte (0,953 à 0,865), décroissant de façon monotone à mesure que le plafond se relâche. C'est davantage que l'écart entre deux modèles quelconques mesurés sur cet univers : Ledoit-Wolf, EWMA, DCC-GARCH et la commutation de régime HMM réunis le déplacent moins. Il s'agit du résultat de Jagannathan &amp; Ma (2003) reproduit sur nos données — une contrainte de poids active équivaut mathématiquement à un rétrécissement de la matrice de covariance. La contrainte réalisait donc le contrôle d'erreur d'estimation (P1) que le Machine Learning devait apporter.</w:t>
+      </w:r>
+    </w:p>
+    <w:p>
+      <w:pPr>
+        <w:spacing w:after="120"/>
+      </w:pPr>
+      <w:r>
+        <w:rPr/>
+        <w:t>Second résultat : à 0,25 le plafond détermine presque toute l'allocation. Avec 5 actifs, 5 × 0,25 = 1,25, donc tout portefeuille long-only admissible doit placer au moins quatre actifs au plafond ; min_variance_lw ne produit qu'UNE allocation sur 248 rééquilibrages, contre 171 à 0,30. L'univers à 9 actifs n'est pas concerné (9 × 0,25 = 2,25). Cela explique aussi que deux artefacts puissent désigner des gagnants différents sur etf_2017 au même Sharpe : l'égalité est réelle, ce n'est pas une anomalie.</w:t>
+      </w:r>
+    </w:p>
+    <w:p>
+      <w:pPr>
+        <w:spacing w:after="120"/>
+      </w:pPr>
+      <w:r>
+        <w:rPr/>
+        <w:t>Portée de l'affirmation : le plafond n'est pas la raison pour laquelle la conclusion etf_2017 de la Phase 4 tient. Celle-ci a été re-testée à chaque plafond non contraignant et le ML de régime y perd à tous. Le plafond rendait la conclusion invérifiable telle qu'énoncée ; il ne la rendait pas fausse. À présenter comme un résultat, pas comme une limite : le contrôle du risque le plus efficace sur cet univers s'est révélé être la limite de position qu'un mandat réel imposerait de toute façon.</w:t>
       </w:r>
     </w:p>
     <w:p>
